--- a/assets/input/1898-99/1898-99.docx
+++ b/assets/input/1898-99/1898-99.docx
@@ -21525,7 +21525,7 @@
           <w:rtl w:val="0"/>
         </w:rPr>
         <w:tab/>
-        <w:t xml:space="preserve">Fairchild came and gave me a lesson, and at 7.15 I met Trevy who arrived from England with a heavy bag of books. He was very nice in the evening.[0117]</w:t>
+        <w:t>Fairchild came and gave me a lesson, and at 7.15 I met Trevy who arrived from England with a heavy bag of books. He was very nice in the evening. [0117]</w:t>
       </w:r>
     </w:p>
     <w:p>
@@ -25792,7 +25792,7 @@
           <w:szCs w:val="23"/>
           <w:rtl w:val="0"/>
         </w:rPr>
-        <w:t xml:space="preserve">Logan and I lunched with the Fairchilds and had a “relaxing” lesson. Walking back we explored the Villa Viviani..Janet lunched [0139] with B.B. and they had a walk in the quarries. She has had her income cut down from £200 to £120, and she doesn’t know how she </w:t>
+        <w:t xml:space="preserve">Logan and I lunched with the Fairchilds and had a “relaxing” lesson. Walking back we explored the Villa Viviani. Janet lunched [0139] with B.B. and they had a walk in the quarries. She has had her income cut down from £200 to £120, and she doesn’t know how she </w:t>
       </w:r>
       <w:r>
         <w:rPr>

--- a/assets/input/1898-99/1898-99.docx
+++ b/assets/input/1898-99/1898-99.docx
@@ -25932,7 +25932,7 @@
           <w:szCs w:val="23"/>
           <w:rtl w:val="0"/>
         </w:rPr>
-        <w:t xml:space="preserve">Music lesson. Then I went to Dr. Grazzi, who discovered Adenoids in the back of my throat.Shopping with Logan and home to tea. In the evening we read the </w:t>
+        <w:t xml:space="preserve">Music lesson. Then I went to Dr. Grazzi, who discovered Adenoids in the back of my throat. Shopping with Logan and home to tea. In the evening we read the </w:t>
       </w:r>
       <w:r>
         <w:rPr>
